--- a/ОС/Лабы/ЛР5.docx
+++ b/ОС/Лабы/ЛР5.docx
@@ -4891,188 +4891,8 @@
         </w:rPr>
         <w:t>скриншотам, объясните полученные результаты.</w:t>
       </w:r>
-    </w:p>
-    <w:p>
-      <w:pPr>
-        <w:spacing w:after="0" w:line="240" w:lineRule="auto"/>
-        <w:ind w:firstLine="720"/>
-        <w:jc w:val="both"/>
-        <w:rPr>
-          <w:rFonts w:ascii="Times New Roman" w:hAnsi="Times New Roman" w:cs="Times New Roman"/>
-          <w:sz w:val="28"/>
-          <w:szCs w:val="28"/>
-          <w:lang w:val="ru-RU"/>
-        </w:rPr>
-      </w:pPr>
-      <w:r>
-        <w:rPr>
-          <w:rFonts w:ascii="Times New Roman" w:hAnsi="Times New Roman" w:cs="Times New Roman"/>
-          <w:sz w:val="28"/>
-          <w:szCs w:val="28"/>
-          <w:lang w:val="ru-RU"/>
-        </w:rPr>
-        <w:drawing>
-          <wp:inline distT="0" distB="0" distL="0" distR="0" wp14:anchorId="7DB9BB9E" wp14:editId="57C3D240">
-            <wp:extent cx="5940425" cy="1689735"/>
-            <wp:effectExtent l="0" t="0" r="3175" b="5715"/>
-            <wp:docPr id="1" name="Рисунок 1"/>
-            <wp:cNvGraphicFramePr>
-              <a:graphicFrameLocks xmlns:a="http://schemas.openxmlformats.org/drawingml/2006/main" noChangeAspect="1"/>
-            </wp:cNvGraphicFramePr>
-            <a:graphic xmlns:a="http://schemas.openxmlformats.org/drawingml/2006/main">
-              <a:graphicData uri="http://schemas.openxmlformats.org/drawingml/2006/picture">
-                <pic:pic xmlns:pic="http://schemas.openxmlformats.org/drawingml/2006/picture">
-                  <pic:nvPicPr>
-                    <pic:cNvPr id="1" name=""/>
-                    <pic:cNvPicPr/>
-                  </pic:nvPicPr>
-                  <pic:blipFill>
-                    <a:blip r:embed="rId14"/>
-                    <a:stretch>
-                      <a:fillRect/>
-                    </a:stretch>
-                  </pic:blipFill>
-                  <pic:spPr>
-                    <a:xfrm>
-                      <a:off x="0" y="0"/>
-                      <a:ext cx="5940425" cy="1689735"/>
-                    </a:xfrm>
-                    <a:prstGeom prst="rect">
-                      <a:avLst/>
-                    </a:prstGeom>
-                  </pic:spPr>
-                </pic:pic>
-              </a:graphicData>
-            </a:graphic>
-          </wp:inline>
-        </w:drawing>
-      </w:r>
-    </w:p>
-    <w:p>
-      <w:pPr>
-        <w:spacing w:after="0" w:line="240" w:lineRule="auto"/>
-        <w:ind w:firstLine="720"/>
-        <w:jc w:val="both"/>
-        <w:rPr>
-          <w:rFonts w:ascii="Times New Roman" w:hAnsi="Times New Roman" w:cs="Times New Roman"/>
-          <w:sz w:val="28"/>
-          <w:szCs w:val="28"/>
-          <w:lang w:val="ru-RU"/>
-        </w:rPr>
-      </w:pPr>
-      <w:r>
-        <w:rPr>
-          <w:rFonts w:ascii="Times New Roman" w:hAnsi="Times New Roman" w:cs="Times New Roman"/>
-          <w:sz w:val="28"/>
-          <w:szCs w:val="28"/>
-          <w:lang w:val="ru-RU"/>
-        </w:rPr>
-        <w:drawing>
-          <wp:inline distT="0" distB="0" distL="0" distR="0" wp14:anchorId="52A2FE25" wp14:editId="4496022E">
-            <wp:extent cx="5940425" cy="2018030"/>
-            <wp:effectExtent l="0" t="0" r="3175" b="1270"/>
-            <wp:docPr id="4" name="Рисунок 4"/>
-            <wp:cNvGraphicFramePr>
-              <a:graphicFrameLocks xmlns:a="http://schemas.openxmlformats.org/drawingml/2006/main" noChangeAspect="1"/>
-            </wp:cNvGraphicFramePr>
-            <a:graphic xmlns:a="http://schemas.openxmlformats.org/drawingml/2006/main">
-              <a:graphicData uri="http://schemas.openxmlformats.org/drawingml/2006/picture">
-                <pic:pic xmlns:pic="http://schemas.openxmlformats.org/drawingml/2006/picture">
-                  <pic:nvPicPr>
-                    <pic:cNvPr id="1" name=""/>
-                    <pic:cNvPicPr/>
-                  </pic:nvPicPr>
-                  <pic:blipFill>
-                    <a:blip r:embed="rId15"/>
-                    <a:stretch>
-                      <a:fillRect/>
-                    </a:stretch>
-                  </pic:blipFill>
-                  <pic:spPr>
-                    <a:xfrm>
-                      <a:off x="0" y="0"/>
-                      <a:ext cx="5940425" cy="2018030"/>
-                    </a:xfrm>
-                    <a:prstGeom prst="rect">
-                      <a:avLst/>
-                    </a:prstGeom>
-                  </pic:spPr>
-                </pic:pic>
-              </a:graphicData>
-            </a:graphic>
-          </wp:inline>
-        </w:drawing>
-      </w:r>
-    </w:p>
-    <w:p>
-      <w:pPr>
-        <w:spacing w:after="0" w:line="240" w:lineRule="auto"/>
-        <w:ind w:firstLine="720"/>
-        <w:jc w:val="both"/>
-        <w:rPr>
-          <w:rFonts w:ascii="Times New Roman" w:hAnsi="Times New Roman" w:cs="Times New Roman"/>
-          <w:sz w:val="28"/>
-          <w:szCs w:val="28"/>
-          <w:lang w:val="ru-RU"/>
-        </w:rPr>
-      </w:pPr>
-      <w:r>
-        <w:rPr>
-          <w:rFonts w:ascii="Times New Roman" w:hAnsi="Times New Roman" w:cs="Times New Roman"/>
-          <w:sz w:val="28"/>
-          <w:szCs w:val="28"/>
-          <w:lang w:val="ru-RU"/>
-        </w:rPr>
-        <w:drawing>
-          <wp:inline distT="0" distB="0" distL="0" distR="0" wp14:anchorId="166DFCFC" wp14:editId="141C5725">
-            <wp:extent cx="5940425" cy="1617345"/>
-            <wp:effectExtent l="0" t="0" r="3175" b="1905"/>
-            <wp:docPr id="6" name="Рисунок 6"/>
-            <wp:cNvGraphicFramePr>
-              <a:graphicFrameLocks xmlns:a="http://schemas.openxmlformats.org/drawingml/2006/main" noChangeAspect="1"/>
-            </wp:cNvGraphicFramePr>
-            <a:graphic xmlns:a="http://schemas.openxmlformats.org/drawingml/2006/main">
-              <a:graphicData uri="http://schemas.openxmlformats.org/drawingml/2006/picture">
-                <pic:pic xmlns:pic="http://schemas.openxmlformats.org/drawingml/2006/picture">
-                  <pic:nvPicPr>
-                    <pic:cNvPr id="1" name=""/>
-                    <pic:cNvPicPr/>
-                  </pic:nvPicPr>
-                  <pic:blipFill>
-                    <a:blip r:embed="rId16"/>
-                    <a:stretch>
-                      <a:fillRect/>
-                    </a:stretch>
-                  </pic:blipFill>
-                  <pic:spPr>
-                    <a:xfrm>
-                      <a:off x="0" y="0"/>
-                      <a:ext cx="5940425" cy="1617345"/>
-                    </a:xfrm>
-                    <a:prstGeom prst="rect">
-                      <a:avLst/>
-                    </a:prstGeom>
-                  </pic:spPr>
-                </pic:pic>
-              </a:graphicData>
-            </a:graphic>
-          </wp:inline>
-        </w:drawing>
-      </w:r>
       <w:bookmarkStart w:id="1" w:name="_GoBack"/>
       <w:bookmarkEnd w:id="1"/>
-    </w:p>
-    <w:p>
-      <w:pPr>
-        <w:spacing w:after="0" w:line="240" w:lineRule="auto"/>
-        <w:jc w:val="both"/>
-        <w:rPr>
-          <w:rFonts w:ascii="Times New Roman" w:hAnsi="Times New Roman" w:cs="Times New Roman"/>
-          <w:sz w:val="28"/>
-          <w:szCs w:val="28"/>
-          <w:lang w:val="ru-RU"/>
-        </w:rPr>
-      </w:pPr>
     </w:p>
     <w:p>
       <w:pPr>
@@ -5464,7 +5284,6 @@
           <w:szCs w:val="28"/>
           <w:lang w:val="ru-RU"/>
         </w:rPr>
-        <w:lastRenderedPageBreak/>
         <w:t>Приложение должно выводить заданные параметры на консоль и запускать два одинаковых дочерних потока, осуществляющих вывод в разные консольные окна и имеющие заданные приоритеты</w:t>
       </w:r>
       <w:r>
@@ -6646,6 +6465,7 @@
           <w:szCs w:val="28"/>
           <w:lang w:val="ru-RU"/>
         </w:rPr>
+        <w:lastRenderedPageBreak/>
         <w:t>Для примера, провести проверку построения планов выполнения алгоритмов для следующих задач.</w:t>
       </w:r>
     </w:p>
@@ -7950,7 +7770,6 @@
           <w:szCs w:val="28"/>
           <w:lang w:val="ru-RU"/>
         </w:rPr>
-        <w:lastRenderedPageBreak/>
         <w:t>Для алгоритм</w:t>
       </w:r>
       <w:r>
@@ -8843,6 +8662,7 @@
           <w:szCs w:val="28"/>
           <w:lang w:val="ru-RU"/>
         </w:rPr>
+        <w:lastRenderedPageBreak/>
         <w:t>Средняя приоритетная очередь (Q1</w:t>
       </w:r>
       <w:r>
@@ -9315,7 +9135,6 @@
           <w:szCs w:val="28"/>
           <w:lang w:val="ru-RU"/>
         </w:rPr>
-        <w:lastRenderedPageBreak/>
         <w:t>С равными шансами процесс может переместиться в одну из предыдущих очередей или остаться в этой</w:t>
       </w:r>
       <w:r>
@@ -10415,6 +10234,7 @@
           <w:szCs w:val="28"/>
           <w:lang w:val="ru-RU"/>
         </w:rPr>
+        <w:lastRenderedPageBreak/>
         <w:t xml:space="preserve">Вопросы для </w:t>
       </w:r>
       <w:r>
@@ -10921,7 +10741,6 @@
           <w:szCs w:val="28"/>
           <w:lang w:val="ru-RU"/>
         </w:rPr>
-        <w:lastRenderedPageBreak/>
         <w:t>Поясните понятие «</w:t>
       </w:r>
       <w:r>
@@ -13015,7 +12834,7 @@
 </file>
 
 <file path=customXml/itemProps1.xml><?xml version="1.0" encoding="utf-8"?>
-<ds:datastoreItem xmlns:ds="http://schemas.openxmlformats.org/officeDocument/2006/customXml" ds:itemID="{0E7AC5E1-9A35-485F-8192-A94794529B68}">
+<ds:datastoreItem xmlns:ds="http://schemas.openxmlformats.org/officeDocument/2006/customXml" ds:itemID="{16E441D9-7BF5-4B6A-8CC7-82177492BA2F}">
   <ds:schemaRefs>
     <ds:schemaRef ds:uri="http://schemas.openxmlformats.org/officeDocument/2006/bibliography"/>
   </ds:schemaRefs>
